--- a/reports/8_articles_report_appendix.docx
+++ b/reports/8_articles_report_appendix.docx
@@ -15,7 +15,7 @@
         <w:pStyle w:val="Date"/>
       </w:pPr>
       <w:r>
-        <w:t xml:space="preserve">14 May 2026</w:t>
+        <w:t xml:space="preserve">08 October 2026</w:t>
       </w:r>
     </w:p>
     <w:bookmarkStart w:id="12" w:name="appendix"/>
@@ -58,6 +58,14 @@
         <w:pStyle w:val="FirstParagraph"/>
       </w:pPr>
       <w:r>
+        <w:t xml:space="preserve">• All Procedures Received Local Ethics Committee Approvalschool Of Physical Education</w:t>
+      </w:r>
+    </w:p>
+    <w:p>
+      <w:pPr>
+        <w:pStyle w:val="BodyText"/>
+      </w:pPr>
+      <w:r>
         <w:t xml:space="preserve">• All Relevant Institutional Ethics Committee</w:t>
       </w:r>
     </w:p>
@@ -66,14 +74,6 @@
         <w:pStyle w:val="BodyText"/>
       </w:pPr>
       <w:r>
-        <w:t xml:space="preserve">• Approval Australian Institute Of Sport Ethics Committee</w:t>
-      </w:r>
-    </w:p>
-    <w:p>
-      <w:pPr>
-        <w:pStyle w:val="BodyText"/>
-      </w:pPr>
-      <w:r>
         <w:t xml:space="preserve">• Australian Catholic University Human Research Ethics Committee</w:t>
       </w:r>
     </w:p>
@@ -114,6 +114,14 @@
         <w:pStyle w:val="BodyText"/>
       </w:pPr>
       <w:r>
+        <w:t xml:space="preserve">• Australian Institute Of Sport Ethics Committee And The Athlete</w:t>
+      </w:r>
+    </w:p>
+    <w:p>
+      <w:pPr>
+        <w:pStyle w:val="BodyText"/>
+      </w:pPr>
+      <w:r>
         <w:t xml:space="preserve">• Australian Institute Of Sport Ethics Committee Approval 20130208r3</w:t>
       </w:r>
     </w:p>
@@ -450,14 +458,6 @@
         <w:pStyle w:val="BodyText"/>
       </w:pPr>
       <w:r>
-        <w:t xml:space="preserve">• Human Research Ethics Committee Of The Australian Institute Of Sport No</w:t>
-      </w:r>
-    </w:p>
-    <w:p>
-      <w:pPr>
-        <w:pStyle w:val="BodyText"/>
-      </w:pPr>
-      <w:r>
         <w:t xml:space="preserve">• Human Research Ethics Committee Of The University Of South Australia</w:t>
       </w:r>
     </w:p>
@@ -466,14 +466,6 @@
         <w:pStyle w:val="BodyText"/>
       </w:pPr>
       <w:r>
-        <w:t xml:space="preserve">• Institute Of Sport Australian Institute Of Sport Ethics Committee</w:t>
-      </w:r>
-    </w:p>
-    <w:p>
-      <w:pPr>
-        <w:pStyle w:val="BodyText"/>
-      </w:pPr>
-      <w:r>
         <w:t xml:space="preserve">• Institute Of Sport Australian Institute Of Sport Human Research Ethics Committee</w:t>
       </w:r>
     </w:p>
@@ -562,6 +554,22 @@
         <w:pStyle w:val="BodyText"/>
       </w:pPr>
       <w:r>
+        <w:t xml:space="preserve">• Local Ethics Committee</w:t>
+      </w:r>
+    </w:p>
+    <w:p>
+      <w:pPr>
+        <w:pStyle w:val="BodyText"/>
+      </w:pPr>
+      <w:r>
+        <w:t xml:space="preserve">• Local Ethics Committee</w:t>
+      </w:r>
+    </w:p>
+    <w:p>
+      <w:pPr>
+        <w:pStyle w:val="BodyText"/>
+      </w:pPr>
+      <w:r>
         <w:t xml:space="preserve">• Local Research Ethics Committee</w:t>
       </w:r>
     </w:p>
@@ -587,6 +595,22 @@
       </w:pPr>
       <w:r>
         <w:t xml:space="preserve">• Requirements Of The Human Research Ethics Committee</w:t>
+      </w:r>
+    </w:p>
+    <w:p>
+      <w:pPr>
+        <w:pStyle w:val="BodyText"/>
+      </w:pPr>
+      <w:r>
+        <w:t xml:space="preserve">• Research Ethics Committee</w:t>
+      </w:r>
+    </w:p>
+    <w:p>
+      <w:pPr>
+        <w:pStyle w:val="BodyText"/>
+      </w:pPr>
+      <w:r>
+        <w:t xml:space="preserve">• Research Ethics Committee</w:t>
       </w:r>
     </w:p>
     <w:p>
@@ -1240,7 +1264,7 @@
         <w:pStyle w:val="BodyText"/>
       </w:pPr>
       <w:r>
-        <w:t xml:space="preserve">• C(” By The Griffith University Human Ethics Committee”, ” University Of South Carolina Institutional Review Board And Will”)</w:t>
+        <w:t xml:space="preserve">• C(” By The Griffith University Human Ethics Committee”, ” The Local Ethics Committee Of The University Of Sao Paulo”, ” University Of South Carolina Institutional Review Board And Will”)</w:t>
       </w:r>
     </w:p>
     <w:p>
@@ -1296,6 +1320,34 @@
         <w:pStyle w:val="BodyText"/>
       </w:pPr>
       <w:r>
+        <w:t xml:space="preserve">• C(” The Australian Institute Of Sport Ethics Committee</w:t>
+      </w:r>
+      <w:r>
+        <w:t xml:space="preserve"> </w:t>
+      </w:r>
+      <w:r>
+        <w:t xml:space="preserve">“,”</w:t>
+      </w:r>
+      <w:r>
+        <w:t xml:space="preserve"> </w:t>
+      </w:r>
+      <w:r>
+        <w:t xml:space="preserve">Institute Of Sport Australian Institute Of Sport Ethics Committee “)</w:t>
+      </w:r>
+    </w:p>
+    <w:p>
+      <w:pPr>
+        <w:pStyle w:val="BodyText"/>
+      </w:pPr>
+      <w:r>
+        <w:t xml:space="preserve">• C(” The Australian Institute Of Sport Ethics Committee”, ” Ethics Approval Australian Institute Of Sport Ethics Committee”)</w:t>
+      </w:r>
+    </w:p>
+    <w:p>
+      <w:pPr>
+        <w:pStyle w:val="BodyText"/>
+      </w:pPr>
+      <w:r>
         <w:t xml:space="preserve">• C(” The Ethics Committee Of The Australian Institute Of Sport”, ” Institutional Review Board Statement”, ” And The Ethics Committee Of The Australian Institute Of Sport”)</w:t>
       </w:r>
     </w:p>
@@ -1305,6 +1357,14 @@
       </w:pPr>
       <w:r>
         <w:t xml:space="preserve">• C(” The Human Research Ethics Committee At The University Of Sydney No”, ” The Human Research Ethics Committee At The University Of Sydney No”)</w:t>
+      </w:r>
+    </w:p>
+    <w:p>
+      <w:pPr>
+        <w:pStyle w:val="BodyText"/>
+      </w:pPr>
+      <w:r>
+        <w:t xml:space="preserve">• C(” The Human Research Ethics Committee Of The Australian Institute Of Sport No”, ” The Human Research Ethics Committee Of The Australian Institute Of Sport No”, ” And The Human Ethics Committee Of The Australian Institute Of Sport”)</w:t>
       </w:r>
     </w:p>
     <w:p>
